--- a/SC4031/F2FLect.docx
+++ b/SC4031/F2FLect.docx
@@ -981,6 +981,1392 @@
     </w:p>
     <w:p>
       <w:pPr>
+        <w:rPr>
+          <w:lang w:val="en-US"/>
+        </w:rPr>
+      </w:pPr>
+      <w:r>
+        <w:rPr>
+          <w:lang w:val="en-US"/>
+        </w:rPr>
+        <w:t xml:space="preserve">PAPER AND PROJECT IS 2 DIFFERENT </w:t>
+      </w:r>
+      <w:proofErr w:type="gramStart"/>
+      <w:r>
+        <w:rPr>
+          <w:lang w:val="en-US"/>
+        </w:rPr>
+        <w:t>THING</w:t>
+      </w:r>
+      <w:proofErr w:type="gramEnd"/>
+    </w:p>
+    <w:p>
+      <w:pPr>
+        <w:rPr>
+          <w:lang w:val="en-US"/>
+        </w:rPr>
+      </w:pPr>
+      <w:r>
+        <w:rPr>
+          <w:lang w:val="en-US"/>
+        </w:rPr>
+        <w:br w:type="page"/>
+      </w:r>
+    </w:p>
+    <w:p>
+      <w:pPr>
+        <w:rPr>
+          <w:lang w:val="en-US"/>
+        </w:rPr>
+      </w:pPr>
+      <w:r>
+        <w:rPr>
+          <w:lang w:val="en-US"/>
+        </w:rPr>
+        <w:lastRenderedPageBreak/>
+        <w:t>WEEK 4:</w:t>
+      </w:r>
+    </w:p>
+    <w:p>
+      <w:pPr>
+        <w:rPr>
+          <w:lang w:val="en-US"/>
+        </w:rPr>
+      </w:pPr>
+      <w:r>
+        <w:rPr>
+          <w:lang w:val="en-US"/>
+        </w:rPr>
+        <w:t>REST</w:t>
+      </w:r>
+    </w:p>
+    <w:p>
+      <w:pPr>
+        <w:pStyle w:val="ListParagraph"/>
+        <w:numPr>
+          <w:ilvl w:val="0"/>
+          <w:numId w:val="1"/>
+        </w:numPr>
+        <w:rPr>
+          <w:lang w:val="en-US"/>
+        </w:rPr>
+      </w:pPr>
+      <w:r>
+        <w:rPr>
+          <w:lang w:val="en-US"/>
+        </w:rPr>
+        <w:t>Protocol for communication</w:t>
+      </w:r>
+    </w:p>
+    <w:p>
+      <w:pPr>
+        <w:pStyle w:val="ListParagraph"/>
+        <w:numPr>
+          <w:ilvl w:val="0"/>
+          <w:numId w:val="1"/>
+        </w:numPr>
+        <w:rPr>
+          <w:lang w:val="en-US"/>
+        </w:rPr>
+      </w:pPr>
+      <w:r>
+        <w:rPr>
+          <w:lang w:val="en-US"/>
+        </w:rPr>
+        <w:t xml:space="preserve">Is </w:t>
+      </w:r>
+      <w:proofErr w:type="gramStart"/>
+      <w:r>
+        <w:rPr>
+          <w:lang w:val="en-US"/>
+        </w:rPr>
+        <w:t>an architectural</w:t>
+      </w:r>
+      <w:proofErr w:type="gramEnd"/>
+      <w:r>
+        <w:rPr>
+          <w:lang w:val="en-US"/>
+        </w:rPr>
+        <w:t xml:space="preserve"> style not a standard</w:t>
+      </w:r>
+    </w:p>
+    <w:p>
+      <w:pPr>
+        <w:pStyle w:val="ListParagraph"/>
+        <w:numPr>
+          <w:ilvl w:val="0"/>
+          <w:numId w:val="1"/>
+        </w:numPr>
+        <w:rPr>
+          <w:lang w:val="en-US"/>
+        </w:rPr>
+      </w:pPr>
+      <w:r>
+        <w:rPr>
+          <w:lang w:val="en-US"/>
+        </w:rPr>
+        <w:t>It uses several standards</w:t>
+      </w:r>
+    </w:p>
+    <w:p>
+      <w:pPr>
+        <w:pStyle w:val="ListParagraph"/>
+        <w:numPr>
+          <w:ilvl w:val="1"/>
+          <w:numId w:val="1"/>
+        </w:numPr>
+        <w:rPr>
+          <w:lang w:val="en-US"/>
+        </w:rPr>
+      </w:pPr>
+      <w:r>
+        <w:rPr>
+          <w:lang w:val="en-US"/>
+        </w:rPr>
+        <w:t>HTTP</w:t>
+      </w:r>
+    </w:p>
+    <w:p>
+      <w:pPr>
+        <w:pStyle w:val="ListParagraph"/>
+        <w:numPr>
+          <w:ilvl w:val="1"/>
+          <w:numId w:val="1"/>
+        </w:numPr>
+        <w:rPr>
+          <w:lang w:val="en-US"/>
+        </w:rPr>
+      </w:pPr>
+      <w:r>
+        <w:rPr>
+          <w:lang w:val="en-US"/>
+        </w:rPr>
+        <w:t>URL</w:t>
+      </w:r>
+    </w:p>
+    <w:p>
+      <w:pPr>
+        <w:pStyle w:val="ListParagraph"/>
+        <w:numPr>
+          <w:ilvl w:val="1"/>
+          <w:numId w:val="1"/>
+        </w:numPr>
+        <w:rPr>
+          <w:lang w:val="en-US"/>
+        </w:rPr>
+      </w:pPr>
+      <w:r>
+        <w:rPr>
+          <w:lang w:val="en-US"/>
+        </w:rPr>
+        <w:t xml:space="preserve">XML/HTML/GIF </w:t>
+      </w:r>
+      <w:proofErr w:type="spellStart"/>
+      <w:r>
+        <w:rPr>
+          <w:lang w:val="en-US"/>
+        </w:rPr>
+        <w:t>etc</w:t>
+      </w:r>
+      <w:proofErr w:type="spellEnd"/>
+    </w:p>
+    <w:p>
+      <w:pPr>
+        <w:pStyle w:val="ListParagraph"/>
+        <w:numPr>
+          <w:ilvl w:val="0"/>
+          <w:numId w:val="1"/>
+        </w:numPr>
+        <w:rPr>
+          <w:lang w:val="en-US"/>
+        </w:rPr>
+      </w:pPr>
+      <w:r>
+        <w:rPr>
+          <w:lang w:val="en-US"/>
+        </w:rPr>
+        <w:t>Main concepts</w:t>
+      </w:r>
+    </w:p>
+    <w:p>
+      <w:pPr>
+        <w:pStyle w:val="ListParagraph"/>
+        <w:numPr>
+          <w:ilvl w:val="1"/>
+          <w:numId w:val="1"/>
+        </w:numPr>
+        <w:rPr>
+          <w:lang w:val="en-US"/>
+        </w:rPr>
+      </w:pPr>
+      <w:r>
+        <w:rPr>
+          <w:lang w:val="en-US"/>
+        </w:rPr>
+        <w:t>Nouns (resources), id, unconstrained</w:t>
+      </w:r>
+    </w:p>
+    <w:p>
+      <w:pPr>
+        <w:pStyle w:val="ListParagraph"/>
+        <w:numPr>
+          <w:ilvl w:val="2"/>
+          <w:numId w:val="1"/>
+        </w:numPr>
+        <w:rPr>
+          <w:lang w:val="en-US"/>
+        </w:rPr>
+      </w:pPr>
+      <w:r>
+        <w:rPr>
+          <w:lang w:val="en-US"/>
+        </w:rPr>
+        <w:t>REST uses URL to id resources</w:t>
+      </w:r>
+    </w:p>
+    <w:p>
+      <w:pPr>
+        <w:pStyle w:val="ListParagraph"/>
+        <w:numPr>
+          <w:ilvl w:val="2"/>
+          <w:numId w:val="1"/>
+        </w:numPr>
+        <w:rPr>
+          <w:lang w:val="en-US"/>
+        </w:rPr>
+      </w:pPr>
+      <w:r>
+        <w:rPr>
+          <w:lang w:val="en-US"/>
+        </w:rPr>
+        <w:t>As you traverse the path from more generic to more specific, you are navigating the data</w:t>
+      </w:r>
+    </w:p>
+    <w:p>
+      <w:pPr>
+        <w:pStyle w:val="ListParagraph"/>
+        <w:numPr>
+          <w:ilvl w:val="1"/>
+          <w:numId w:val="1"/>
+        </w:numPr>
+        <w:rPr>
+          <w:lang w:val="en-US"/>
+        </w:rPr>
+      </w:pPr>
+      <w:r>
+        <w:rPr>
+          <w:lang w:val="en-US"/>
+        </w:rPr>
+        <w:t>Representations (XML), constrained</w:t>
+      </w:r>
+    </w:p>
+    <w:p>
+      <w:pPr>
+        <w:pStyle w:val="ListParagraph"/>
+        <w:numPr>
+          <w:ilvl w:val="2"/>
+          <w:numId w:val="1"/>
+        </w:numPr>
+        <w:rPr>
+          <w:lang w:val="en-US"/>
+        </w:rPr>
+      </w:pPr>
+      <w:r>
+        <w:rPr>
+          <w:lang w:val="en-US"/>
+        </w:rPr>
+        <w:t>Properties/characteristics</w:t>
+      </w:r>
+    </w:p>
+    <w:p>
+      <w:pPr>
+        <w:pStyle w:val="ListParagraph"/>
+        <w:numPr>
+          <w:ilvl w:val="1"/>
+          <w:numId w:val="1"/>
+        </w:numPr>
+        <w:rPr>
+          <w:lang w:val="en-US"/>
+        </w:rPr>
+      </w:pPr>
+      <w:r>
+        <w:rPr>
+          <w:lang w:val="en-US"/>
+        </w:rPr>
+        <w:t>Verbs (GET), constrained</w:t>
+      </w:r>
+    </w:p>
+    <w:p>
+      <w:pPr>
+        <w:pStyle w:val="ListParagraph"/>
+        <w:numPr>
+          <w:ilvl w:val="2"/>
+          <w:numId w:val="1"/>
+        </w:numPr>
+        <w:rPr>
+          <w:lang w:val="en-US"/>
+        </w:rPr>
+      </w:pPr>
+      <w:r>
+        <w:rPr>
+          <w:lang w:val="en-US"/>
+        </w:rPr>
+        <w:t>Represents the actions</w:t>
+      </w:r>
+    </w:p>
+    <w:p>
+      <w:pPr>
+        <w:pStyle w:val="ListParagraph"/>
+        <w:numPr>
+          <w:ilvl w:val="2"/>
+          <w:numId w:val="1"/>
+        </w:numPr>
+        <w:rPr>
+          <w:lang w:val="en-US"/>
+        </w:rPr>
+      </w:pPr>
+      <w:r>
+        <w:rPr>
+          <w:lang w:val="en-US"/>
+        </w:rPr>
+        <w:t>HTTP GET requests (retrieves some data from server to client)</w:t>
+      </w:r>
+    </w:p>
+    <w:p>
+      <w:pPr>
+        <w:pStyle w:val="ListParagraph"/>
+        <w:numPr>
+          <w:ilvl w:val="2"/>
+          <w:numId w:val="1"/>
+        </w:numPr>
+        <w:rPr>
+          <w:lang w:val="en-US"/>
+        </w:rPr>
+      </w:pPr>
+      <w:r>
+        <w:rPr>
+          <w:lang w:val="en-US"/>
+        </w:rPr>
+        <w:t>HTTP POST creates a resource, (</w:t>
+      </w:r>
+      <w:proofErr w:type="spellStart"/>
+      <w:r>
+        <w:rPr>
+          <w:lang w:val="en-US"/>
+        </w:rPr>
+        <w:t>eg</w:t>
+      </w:r>
+      <w:proofErr w:type="spellEnd"/>
+      <w:r>
+        <w:rPr>
+          <w:lang w:val="en-US"/>
+        </w:rPr>
+        <w:t xml:space="preserve"> create a book with given properties in that server location)</w:t>
+      </w:r>
+    </w:p>
+    <w:p>
+      <w:pPr>
+        <w:pStyle w:val="ListParagraph"/>
+        <w:numPr>
+          <w:ilvl w:val="2"/>
+          <w:numId w:val="1"/>
+        </w:numPr>
+        <w:rPr>
+          <w:lang w:val="en-US"/>
+        </w:rPr>
+      </w:pPr>
+      <w:r>
+        <w:rPr>
+          <w:lang w:val="en-US"/>
+        </w:rPr>
+        <w:t>HTTP PUT updates a resource (</w:t>
+      </w:r>
+      <w:proofErr w:type="spellStart"/>
+      <w:r>
+        <w:rPr>
+          <w:lang w:val="en-US"/>
+        </w:rPr>
+        <w:t>eg</w:t>
+      </w:r>
+      <w:proofErr w:type="spellEnd"/>
+      <w:r>
+        <w:rPr>
+          <w:lang w:val="en-US"/>
+        </w:rPr>
+        <w:t xml:space="preserve"> update a book id by URL with submitted properties)</w:t>
+      </w:r>
+    </w:p>
+    <w:p>
+      <w:pPr>
+        <w:rPr>
+          <w:lang w:val="en-US"/>
+        </w:rPr>
+      </w:pPr>
+      <w:r>
+        <w:rPr>
+          <w:lang w:val="en-US"/>
+        </w:rPr>
+        <w:t>CoAP</w:t>
+      </w:r>
+    </w:p>
+    <w:p>
+      <w:pPr>
+        <w:pStyle w:val="ListParagraph"/>
+        <w:numPr>
+          <w:ilvl w:val="0"/>
+          <w:numId w:val="1"/>
+        </w:numPr>
+        <w:rPr>
+          <w:lang w:val="en-US"/>
+        </w:rPr>
+      </w:pPr>
+      <w:r>
+        <w:rPr>
+          <w:lang w:val="en-US"/>
+        </w:rPr>
+        <w:t>REST-based web transfer protocol</w:t>
+      </w:r>
+    </w:p>
+    <w:p>
+      <w:pPr>
+        <w:pStyle w:val="ListParagraph"/>
+        <w:numPr>
+          <w:ilvl w:val="0"/>
+          <w:numId w:val="1"/>
+        </w:numPr>
+        <w:rPr>
+          <w:lang w:val="en-US"/>
+        </w:rPr>
+      </w:pPr>
+      <w:r>
+        <w:rPr>
+          <w:lang w:val="en-US"/>
+        </w:rPr>
+        <w:t>Much lighter weight compared to HTTP meant for IoT devices</w:t>
+      </w:r>
+    </w:p>
+    <w:p>
+      <w:pPr>
+        <w:pStyle w:val="ListParagraph"/>
+        <w:numPr>
+          <w:ilvl w:val="0"/>
+          <w:numId w:val="1"/>
+        </w:numPr>
+        <w:rPr>
+          <w:lang w:val="en-US"/>
+        </w:rPr>
+      </w:pPr>
+      <w:r>
+        <w:rPr>
+          <w:lang w:val="en-US"/>
+        </w:rPr>
+        <w:t>TCP overhead is too high, UDP has lower overhead and supports multicast, CoAP covers above UDP as another layer</w:t>
+      </w:r>
+    </w:p>
+    <w:p>
+      <w:pPr>
+        <w:pStyle w:val="ListParagraph"/>
+        <w:numPr>
+          <w:ilvl w:val="0"/>
+          <w:numId w:val="1"/>
+        </w:numPr>
+        <w:rPr>
+          <w:lang w:val="en-US"/>
+        </w:rPr>
+      </w:pPr>
+      <w:r>
+        <w:rPr>
+          <w:lang w:val="en-US"/>
+        </w:rPr>
+        <w:t xml:space="preserve">Four main </w:t>
+      </w:r>
+      <w:proofErr w:type="gramStart"/>
+      <w:r>
+        <w:rPr>
+          <w:lang w:val="en-US"/>
+        </w:rPr>
+        <w:t>type</w:t>
+      </w:r>
+      <w:proofErr w:type="gramEnd"/>
+      <w:r>
+        <w:rPr>
+          <w:lang w:val="en-US"/>
+        </w:rPr>
+        <w:t xml:space="preserve"> of message</w:t>
+      </w:r>
+    </w:p>
+    <w:p>
+      <w:pPr>
+        <w:pStyle w:val="ListParagraph"/>
+        <w:numPr>
+          <w:ilvl w:val="1"/>
+          <w:numId w:val="1"/>
+        </w:numPr>
+        <w:rPr>
+          <w:lang w:val="en-US"/>
+        </w:rPr>
+      </w:pPr>
+      <w:r>
+        <w:rPr>
+          <w:lang w:val="en-US"/>
+        </w:rPr>
+        <w:t>Confirmable – requires an ACK</w:t>
+      </w:r>
+    </w:p>
+    <w:p>
+      <w:pPr>
+        <w:pStyle w:val="ListParagraph"/>
+        <w:numPr>
+          <w:ilvl w:val="1"/>
+          <w:numId w:val="1"/>
+        </w:numPr>
+        <w:rPr>
+          <w:lang w:val="en-US"/>
+        </w:rPr>
+      </w:pPr>
+      <w:r>
+        <w:rPr>
+          <w:lang w:val="en-US"/>
+        </w:rPr>
+        <w:t>Non confirmable – no ACK needed</w:t>
+      </w:r>
+    </w:p>
+    <w:p>
+      <w:pPr>
+        <w:pStyle w:val="ListParagraph"/>
+        <w:numPr>
+          <w:ilvl w:val="1"/>
+          <w:numId w:val="1"/>
+        </w:numPr>
+        <w:rPr>
+          <w:lang w:val="en-US"/>
+        </w:rPr>
+      </w:pPr>
+      <w:r>
+        <w:rPr>
+          <w:lang w:val="en-US"/>
+        </w:rPr>
+        <w:t>Acknowledgement – the ACK msg</w:t>
+      </w:r>
+    </w:p>
+    <w:p>
+      <w:pPr>
+        <w:pStyle w:val="ListParagraph"/>
+        <w:numPr>
+          <w:ilvl w:val="1"/>
+          <w:numId w:val="1"/>
+        </w:numPr>
+        <w:rPr>
+          <w:lang w:val="en-US"/>
+        </w:rPr>
+      </w:pPr>
+      <w:r>
+        <w:rPr>
+          <w:lang w:val="en-US"/>
+        </w:rPr>
+        <w:t>Reset – indicates a confirmable message has been received but context is missing for processing, reset the communication loop</w:t>
+      </w:r>
+    </w:p>
+    <w:p>
+      <w:pPr>
+        <w:pStyle w:val="ListParagraph"/>
+        <w:numPr>
+          <w:ilvl w:val="0"/>
+          <w:numId w:val="1"/>
+        </w:numPr>
+        <w:rPr>
+          <w:lang w:val="en-US"/>
+        </w:rPr>
+      </w:pPr>
+      <w:r>
+        <w:rPr>
+          <w:lang w:val="en-US"/>
+        </w:rPr>
+        <w:t>CoAP provides reliability without using TCP as transport</w:t>
+      </w:r>
+    </w:p>
+    <w:p>
+      <w:pPr>
+        <w:pStyle w:val="ListParagraph"/>
+        <w:numPr>
+          <w:ilvl w:val="0"/>
+          <w:numId w:val="1"/>
+        </w:numPr>
+        <w:rPr>
+          <w:lang w:val="en-US"/>
+        </w:rPr>
+      </w:pPr>
+      <w:r>
+        <w:rPr>
+          <w:lang w:val="en-US"/>
+        </w:rPr>
+        <w:t xml:space="preserve">CoAP enables async communication, </w:t>
+      </w:r>
+      <w:proofErr w:type="spellStart"/>
+      <w:r>
+        <w:rPr>
+          <w:lang w:val="en-US"/>
+        </w:rPr>
+        <w:t>eg</w:t>
+      </w:r>
+      <w:proofErr w:type="spellEnd"/>
+      <w:r>
+        <w:rPr>
+          <w:lang w:val="en-US"/>
+        </w:rPr>
+        <w:t xml:space="preserve"> when server receives requests but </w:t>
+      </w:r>
+      <w:proofErr w:type="gramStart"/>
+      <w:r>
+        <w:rPr>
+          <w:lang w:val="en-US"/>
+        </w:rPr>
+        <w:t>cant</w:t>
+      </w:r>
+      <w:proofErr w:type="gramEnd"/>
+      <w:r>
+        <w:rPr>
+          <w:lang w:val="en-US"/>
+        </w:rPr>
+        <w:t xml:space="preserve"> process, it sends an ACK first before processing, allowing for continuous data flow</w:t>
+      </w:r>
+    </w:p>
+    <w:p>
+      <w:pPr>
+        <w:pStyle w:val="ListParagraph"/>
+        <w:numPr>
+          <w:ilvl w:val="0"/>
+          <w:numId w:val="1"/>
+        </w:numPr>
+        <w:rPr>
+          <w:lang w:val="en-US"/>
+        </w:rPr>
+      </w:pPr>
+      <w:r>
+        <w:rPr>
+          <w:lang w:val="en-US"/>
+        </w:rPr>
+        <w:t xml:space="preserve">Supports </w:t>
+      </w:r>
+      <w:proofErr w:type="gramStart"/>
+      <w:r>
+        <w:rPr>
+          <w:lang w:val="en-US"/>
+        </w:rPr>
+        <w:t>multi cast</w:t>
+      </w:r>
+      <w:proofErr w:type="gramEnd"/>
+      <w:r>
+        <w:rPr>
+          <w:lang w:val="en-US"/>
+        </w:rPr>
+        <w:t xml:space="preserve"> and congestion contro</w:t>
+      </w:r>
+      <w:r>
+        <w:rPr>
+          <w:lang w:val="en-US"/>
+        </w:rPr>
+        <w:t>l</w:t>
+      </w:r>
+    </w:p>
+    <w:p>
+      <w:pPr>
+        <w:pStyle w:val="ListParagraph"/>
+        <w:numPr>
+          <w:ilvl w:val="0"/>
+          <w:numId w:val="1"/>
+        </w:numPr>
+        <w:rPr>
+          <w:lang w:val="en-US"/>
+        </w:rPr>
+      </w:pPr>
+      <w:proofErr w:type="spellStart"/>
+      <w:r>
+        <w:rPr>
+          <w:lang w:val="en-US"/>
+        </w:rPr>
+        <w:t>Specialised</w:t>
+      </w:r>
+      <w:proofErr w:type="spellEnd"/>
+      <w:r>
+        <w:rPr>
+          <w:lang w:val="en-US"/>
+        </w:rPr>
+        <w:t xml:space="preserve"> for M2M applications, easy to proxy to/from HTTP</w:t>
+      </w:r>
+    </w:p>
+    <w:p>
+      <w:pPr>
+        <w:ind w:left="360"/>
+        <w:rPr>
+          <w:lang w:val="en-US"/>
+        </w:rPr>
+      </w:pPr>
+      <w:r>
+        <w:rPr>
+          <w:lang w:val="en-US"/>
+        </w:rPr>
+        <w:lastRenderedPageBreak/>
+        <w:t xml:space="preserve">The whole REST </w:t>
+      </w:r>
+      <w:r>
+        <w:rPr>
+          <w:lang w:val="en-US"/>
+        </w:rPr>
+        <w:t>picture</w:t>
+      </w:r>
+    </w:p>
+    <w:p>
+      <w:pPr>
+        <w:pStyle w:val="ListParagraph"/>
+        <w:numPr>
+          <w:ilvl w:val="0"/>
+          <w:numId w:val="1"/>
+        </w:numPr>
+        <w:rPr>
+          <w:lang w:val="en-US"/>
+        </w:rPr>
+      </w:pPr>
+      <w:r>
+        <w:rPr>
+          <w:lang w:val="en-US"/>
+        </w:rPr>
+        <w:t>HTTP connects the wider internet, common servers like google.com etc.</w:t>
+      </w:r>
+    </w:p>
+    <w:p>
+      <w:pPr>
+        <w:pStyle w:val="ListParagraph"/>
+        <w:numPr>
+          <w:ilvl w:val="0"/>
+          <w:numId w:val="1"/>
+        </w:numPr>
+        <w:rPr>
+          <w:lang w:val="en-US"/>
+        </w:rPr>
+      </w:pPr>
+      <w:r>
+        <w:rPr>
+          <w:lang w:val="en-US"/>
+        </w:rPr>
+        <w:t>CoAP USUALLY for communication between proxy and edge devices</w:t>
+      </w:r>
+    </w:p>
+    <w:p>
+      <w:pPr>
+        <w:pStyle w:val="ListParagraph"/>
+        <w:numPr>
+          <w:ilvl w:val="0"/>
+          <w:numId w:val="1"/>
+        </w:numPr>
+        <w:rPr>
+          <w:lang w:val="en-US"/>
+        </w:rPr>
+      </w:pPr>
+      <w:r>
+        <w:rPr>
+          <w:lang w:val="en-US"/>
+        </w:rPr>
+        <w:t xml:space="preserve">HTTP </w:t>
+      </w:r>
+      <w:proofErr w:type="gramStart"/>
+      <w:r>
+        <w:rPr>
+          <w:lang w:val="en-US"/>
+        </w:rPr>
+        <w:t>too</w:t>
+      </w:r>
+      <w:proofErr w:type="gramEnd"/>
+      <w:r>
+        <w:rPr>
+          <w:lang w:val="en-US"/>
+        </w:rPr>
+        <w:t xml:space="preserve"> heavy for edge devices, but okay for </w:t>
+      </w:r>
+      <w:proofErr w:type="gramStart"/>
+      <w:r>
+        <w:rPr>
+          <w:lang w:val="en-US"/>
+        </w:rPr>
+        <w:t>cloud</w:t>
+      </w:r>
+      <w:proofErr w:type="gramEnd"/>
+      <w:r>
+        <w:rPr>
+          <w:lang w:val="en-US"/>
+        </w:rPr>
+        <w:t xml:space="preserve">. </w:t>
+      </w:r>
+      <w:proofErr w:type="gramStart"/>
+      <w:r>
+        <w:rPr>
+          <w:lang w:val="en-US"/>
+        </w:rPr>
+        <w:t>Thus</w:t>
+      </w:r>
+      <w:proofErr w:type="gramEnd"/>
+      <w:r>
+        <w:rPr>
+          <w:lang w:val="en-US"/>
+        </w:rPr>
+        <w:t xml:space="preserve"> REST combines both</w:t>
+      </w:r>
+    </w:p>
+    <w:p>
+      <w:pPr>
+        <w:rPr>
+          <w:lang w:val="en-US"/>
+        </w:rPr>
+      </w:pPr>
+      <w:r>
+        <w:rPr>
+          <w:lang w:val="en-US"/>
+        </w:rPr>
+        <w:t>MQTT</w:t>
+      </w:r>
+    </w:p>
+    <w:p>
+      <w:pPr>
+        <w:pStyle w:val="ListParagraph"/>
+        <w:numPr>
+          <w:ilvl w:val="0"/>
+          <w:numId w:val="1"/>
+        </w:numPr>
+        <w:rPr>
+          <w:lang w:val="en-US"/>
+        </w:rPr>
+      </w:pPr>
+      <w:proofErr w:type="gramStart"/>
+      <w:r>
+        <w:rPr>
+          <w:lang w:val="en-US"/>
+        </w:rPr>
+        <w:t>Is</w:t>
+      </w:r>
+      <w:proofErr w:type="gramEnd"/>
+      <w:r>
+        <w:rPr>
+          <w:lang w:val="en-US"/>
+        </w:rPr>
+        <w:t xml:space="preserve"> an additional layer </w:t>
+      </w:r>
+      <w:proofErr w:type="spellStart"/>
+      <w:proofErr w:type="gramStart"/>
+      <w:r>
+        <w:rPr>
+          <w:lang w:val="en-US"/>
+        </w:rPr>
+        <w:t>ontop</w:t>
+      </w:r>
+      <w:proofErr w:type="spellEnd"/>
+      <w:proofErr w:type="gramEnd"/>
+      <w:r>
+        <w:rPr>
+          <w:lang w:val="en-US"/>
+        </w:rPr>
+        <w:t xml:space="preserve"> of TCP, optionally </w:t>
+      </w:r>
+      <w:proofErr w:type="gramStart"/>
+      <w:r>
+        <w:rPr>
+          <w:lang w:val="en-US"/>
+        </w:rPr>
+        <w:t>use</w:t>
+      </w:r>
+      <w:proofErr w:type="gramEnd"/>
+      <w:r>
+        <w:rPr>
+          <w:lang w:val="en-US"/>
+        </w:rPr>
+        <w:t xml:space="preserve"> SSL (encrypted traffic)</w:t>
+      </w:r>
+    </w:p>
+    <w:p>
+      <w:pPr>
+        <w:pStyle w:val="ListParagraph"/>
+        <w:numPr>
+          <w:ilvl w:val="0"/>
+          <w:numId w:val="1"/>
+        </w:numPr>
+        <w:rPr>
+          <w:lang w:val="en-US"/>
+        </w:rPr>
+      </w:pPr>
+      <w:proofErr w:type="gramStart"/>
+      <w:r>
+        <w:rPr>
+          <w:lang w:val="en-US"/>
+        </w:rPr>
+        <w:t>Is</w:t>
+      </w:r>
+      <w:proofErr w:type="gramEnd"/>
+      <w:r>
+        <w:rPr>
+          <w:lang w:val="en-US"/>
+        </w:rPr>
+        <w:t xml:space="preserve"> essentially an application layer protocol</w:t>
+      </w:r>
+    </w:p>
+    <w:p>
+      <w:pPr>
+        <w:pStyle w:val="ListParagraph"/>
+        <w:numPr>
+          <w:ilvl w:val="0"/>
+          <w:numId w:val="1"/>
+        </w:numPr>
+        <w:rPr>
+          <w:lang w:val="en-US"/>
+        </w:rPr>
+      </w:pPr>
+      <w:r>
+        <w:rPr>
+          <w:lang w:val="en-US"/>
+        </w:rPr>
+        <w:t>Can send anything as a message; up to 256MB</w:t>
+      </w:r>
+    </w:p>
+    <w:p>
+      <w:pPr>
+        <w:pStyle w:val="ListParagraph"/>
+        <w:numPr>
+          <w:ilvl w:val="0"/>
+          <w:numId w:val="1"/>
+        </w:numPr>
+        <w:rPr>
+          <w:lang w:val="en-US"/>
+        </w:rPr>
+      </w:pPr>
+      <w:r>
+        <w:rPr>
+          <w:lang w:val="en-US"/>
+        </w:rPr>
+        <w:t>Built for unreliable networks</w:t>
+      </w:r>
+    </w:p>
+    <w:p>
+      <w:pPr>
+        <w:pStyle w:val="ListParagraph"/>
+        <w:numPr>
+          <w:ilvl w:val="0"/>
+          <w:numId w:val="1"/>
+        </w:numPr>
+        <w:rPr>
+          <w:lang w:val="en-US"/>
+        </w:rPr>
+      </w:pPr>
+      <w:r>
+        <w:rPr>
+          <w:lang w:val="en-US"/>
+        </w:rPr>
+        <w:t xml:space="preserve">Clients </w:t>
+      </w:r>
+      <w:proofErr w:type="gramStart"/>
+      <w:r>
+        <w:rPr>
+          <w:lang w:val="en-US"/>
+        </w:rPr>
+        <w:t>only</w:t>
+      </w:r>
+      <w:proofErr w:type="gramEnd"/>
+      <w:r>
+        <w:rPr>
+          <w:lang w:val="en-US"/>
+        </w:rPr>
+        <w:t xml:space="preserve"> connected to </w:t>
+      </w:r>
+      <w:proofErr w:type="gramStart"/>
+      <w:r>
+        <w:rPr>
+          <w:lang w:val="en-US"/>
+        </w:rPr>
+        <w:t>broker</w:t>
+      </w:r>
+      <w:proofErr w:type="gramEnd"/>
+      <w:r>
+        <w:rPr>
+          <w:lang w:val="en-US"/>
+        </w:rPr>
+        <w:t>, Clients don’t talk to each other, broker’s IP and Port must be known by all clients</w:t>
+      </w:r>
+    </w:p>
+    <w:p>
+      <w:pPr>
+        <w:pStyle w:val="ListParagraph"/>
+        <w:numPr>
+          <w:ilvl w:val="0"/>
+          <w:numId w:val="1"/>
+        </w:numPr>
+        <w:rPr>
+          <w:lang w:val="en-US"/>
+        </w:rPr>
+      </w:pPr>
+      <w:r>
+        <w:rPr>
+          <w:lang w:val="en-US"/>
+        </w:rPr>
+        <w:t>Steps:</w:t>
+      </w:r>
+    </w:p>
+    <w:p>
+      <w:pPr>
+        <w:pStyle w:val="ListParagraph"/>
+        <w:numPr>
+          <w:ilvl w:val="1"/>
+          <w:numId w:val="1"/>
+        </w:numPr>
+        <w:rPr>
+          <w:lang w:val="en-US"/>
+        </w:rPr>
+      </w:pPr>
+      <w:r>
+        <w:rPr>
+          <w:lang w:val="en-US"/>
+        </w:rPr>
+        <w:t>Clients all connect to broker</w:t>
+      </w:r>
+    </w:p>
+    <w:p>
+      <w:pPr>
+        <w:pStyle w:val="ListParagraph"/>
+        <w:numPr>
+          <w:ilvl w:val="1"/>
+          <w:numId w:val="1"/>
+        </w:numPr>
+        <w:rPr>
+          <w:lang w:val="en-US"/>
+        </w:rPr>
+      </w:pPr>
+      <w:r>
+        <w:rPr>
+          <w:lang w:val="en-US"/>
+        </w:rPr>
+        <w:t xml:space="preserve">Client </w:t>
+      </w:r>
+      <w:proofErr w:type="gramStart"/>
+      <w:r>
+        <w:rPr>
+          <w:lang w:val="en-US"/>
+        </w:rPr>
+        <w:t>subscribe</w:t>
+      </w:r>
+      <w:proofErr w:type="gramEnd"/>
+      <w:r>
+        <w:rPr>
+          <w:lang w:val="en-US"/>
+        </w:rPr>
+        <w:t xml:space="preserve"> to topics</w:t>
+      </w:r>
+    </w:p>
+    <w:p>
+      <w:pPr>
+        <w:pStyle w:val="ListParagraph"/>
+        <w:numPr>
+          <w:ilvl w:val="1"/>
+          <w:numId w:val="1"/>
+        </w:numPr>
+        <w:rPr>
+          <w:lang w:val="en-US"/>
+        </w:rPr>
+      </w:pPr>
+      <w:r>
+        <w:rPr>
+          <w:lang w:val="en-US"/>
+        </w:rPr>
+        <w:t>Client can publish messages to topic (</w:t>
+      </w:r>
+      <w:proofErr w:type="spellStart"/>
+      <w:proofErr w:type="gramStart"/>
+      <w:r>
+        <w:rPr>
+          <w:lang w:val="en-US"/>
+        </w:rPr>
+        <w:t>client.publish</w:t>
+      </w:r>
+      <w:proofErr w:type="spellEnd"/>
+      <w:proofErr w:type="gramEnd"/>
+      <w:r>
+        <w:rPr>
+          <w:lang w:val="en-US"/>
+        </w:rPr>
+        <w:t xml:space="preserve">(toggleLight1, </w:t>
+      </w:r>
+      <w:proofErr w:type="gramStart"/>
+      <w:r>
+        <w:rPr>
+          <w:lang w:val="en-US"/>
+        </w:rPr>
+        <w:t>toggle);)</w:t>
+      </w:r>
+      <w:proofErr w:type="gramEnd"/>
+    </w:p>
+    <w:p>
+      <w:pPr>
+        <w:pStyle w:val="ListParagraph"/>
+        <w:numPr>
+          <w:ilvl w:val="1"/>
+          <w:numId w:val="1"/>
+        </w:numPr>
+        <w:rPr>
+          <w:lang w:val="en-US"/>
+        </w:rPr>
+      </w:pPr>
+      <w:r>
+        <w:rPr>
+          <w:lang w:val="en-US"/>
+        </w:rPr>
+        <w:t>All clients receive all messages published to topics they subscribe to</w:t>
+      </w:r>
+    </w:p>
+    <w:p>
+      <w:pPr>
+        <w:pStyle w:val="ListParagraph"/>
+        <w:numPr>
+          <w:ilvl w:val="1"/>
+          <w:numId w:val="1"/>
+        </w:numPr>
+        <w:rPr>
+          <w:lang w:val="en-US"/>
+        </w:rPr>
+      </w:pPr>
+      <w:r>
+        <w:rPr>
+          <w:lang w:val="en-US"/>
+        </w:rPr>
+        <w:t>Messages can be anything (text/images)</w:t>
+      </w:r>
+    </w:p>
+    <w:p>
+      <w:pPr>
+        <w:pStyle w:val="ListParagraph"/>
+        <w:numPr>
+          <w:ilvl w:val="0"/>
+          <w:numId w:val="1"/>
+        </w:numPr>
+        <w:rPr>
+          <w:lang w:val="en-US"/>
+        </w:rPr>
+      </w:pPr>
+      <w:r>
+        <w:rPr>
+          <w:lang w:val="en-US"/>
+        </w:rPr>
+        <w:t>Topics can be organized in URL</w:t>
+      </w:r>
+    </w:p>
+    <w:p>
+      <w:pPr>
+        <w:pStyle w:val="ListParagraph"/>
+        <w:numPr>
+          <w:ilvl w:val="0"/>
+          <w:numId w:val="1"/>
+        </w:numPr>
+        <w:rPr>
+          <w:lang w:val="en-US"/>
+        </w:rPr>
+      </w:pPr>
+      <w:r>
+        <w:rPr>
+          <w:lang w:val="en-US"/>
+        </w:rPr>
+        <w:t>Messages can be buffered at broker and delivered at reconnection</w:t>
+      </w:r>
+    </w:p>
+    <w:p>
+      <w:pPr>
+        <w:rPr>
+          <w:lang w:val="en-US"/>
+        </w:rPr>
+      </w:pPr>
+      <w:r>
+        <w:rPr>
+          <w:lang w:val="en-US"/>
+        </w:rPr>
+        <w:t>CoAP vs MQTT</w:t>
+      </w:r>
+    </w:p>
+    <w:p>
+      <w:pPr>
+        <w:pStyle w:val="ListParagraph"/>
+        <w:numPr>
+          <w:ilvl w:val="0"/>
+          <w:numId w:val="1"/>
+        </w:numPr>
+        <w:rPr>
+          <w:lang w:val="en-US"/>
+        </w:rPr>
+      </w:pPr>
+      <w:r>
+        <w:rPr>
+          <w:lang w:val="en-US"/>
+        </w:rPr>
+        <w:t>CoAP</w:t>
+      </w:r>
+    </w:p>
+    <w:p>
+      <w:pPr>
+        <w:pStyle w:val="ListParagraph"/>
+        <w:numPr>
+          <w:ilvl w:val="1"/>
+          <w:numId w:val="1"/>
+        </w:numPr>
+        <w:rPr>
+          <w:lang w:val="en-US"/>
+        </w:rPr>
+      </w:pPr>
+      <w:r>
+        <w:rPr>
+          <w:lang w:val="en-US"/>
+        </w:rPr>
+        <w:t>1 to 1 communication</w:t>
+      </w:r>
+    </w:p>
+    <w:p>
+      <w:pPr>
+        <w:pStyle w:val="ListParagraph"/>
+        <w:numPr>
+          <w:ilvl w:val="1"/>
+          <w:numId w:val="1"/>
+        </w:numPr>
+        <w:rPr>
+          <w:lang w:val="en-US"/>
+        </w:rPr>
+      </w:pPr>
+      <w:r>
+        <w:rPr>
+          <w:lang w:val="en-US"/>
+        </w:rPr>
+        <w:t>UDP/IP</w:t>
+      </w:r>
+    </w:p>
+    <w:p>
+      <w:pPr>
+        <w:pStyle w:val="ListParagraph"/>
+        <w:numPr>
+          <w:ilvl w:val="1"/>
+          <w:numId w:val="1"/>
+        </w:numPr>
+        <w:rPr>
+          <w:lang w:val="en-US"/>
+        </w:rPr>
+      </w:pPr>
+      <w:r>
+        <w:rPr>
+          <w:lang w:val="en-US"/>
+        </w:rPr>
+        <w:t>Unreliable</w:t>
+      </w:r>
+    </w:p>
+    <w:p>
+      <w:pPr>
+        <w:pStyle w:val="ListParagraph"/>
+        <w:numPr>
+          <w:ilvl w:val="1"/>
+          <w:numId w:val="1"/>
+        </w:numPr>
+        <w:rPr>
+          <w:lang w:val="en-US"/>
+        </w:rPr>
+      </w:pPr>
+      <w:r>
+        <w:rPr>
+          <w:lang w:val="en-US"/>
+        </w:rPr>
+        <w:t>Lightweight and easy to implement</w:t>
+      </w:r>
+    </w:p>
+    <w:p>
+      <w:pPr>
+        <w:pStyle w:val="ListParagraph"/>
+        <w:numPr>
+          <w:ilvl w:val="0"/>
+          <w:numId w:val="1"/>
+        </w:numPr>
+        <w:rPr>
+          <w:lang w:val="en-US"/>
+        </w:rPr>
+      </w:pPr>
+      <w:r>
+        <w:rPr>
+          <w:lang w:val="en-US"/>
+        </w:rPr>
+        <w:t>MQTT (can/should use for this course project)</w:t>
+      </w:r>
+    </w:p>
+    <w:p>
+      <w:pPr>
+        <w:pStyle w:val="ListParagraph"/>
+        <w:numPr>
+          <w:ilvl w:val="1"/>
+          <w:numId w:val="1"/>
+        </w:numPr>
+        <w:rPr>
+          <w:lang w:val="en-US"/>
+        </w:rPr>
+      </w:pPr>
+      <w:r>
+        <w:rPr>
+          <w:lang w:val="en-US"/>
+        </w:rPr>
+        <w:t>Many to many communication</w:t>
+      </w:r>
+    </w:p>
+    <w:p>
+      <w:pPr>
+        <w:pStyle w:val="ListParagraph"/>
+        <w:numPr>
+          <w:ilvl w:val="1"/>
+          <w:numId w:val="1"/>
+        </w:numPr>
+        <w:rPr>
+          <w:lang w:val="en-US"/>
+        </w:rPr>
+      </w:pPr>
+      <w:r>
+        <w:rPr>
+          <w:lang w:val="en-US"/>
+        </w:rPr>
+        <w:t>TCP/IP</w:t>
+      </w:r>
+    </w:p>
+    <w:p>
+      <w:pPr>
+        <w:pStyle w:val="ListParagraph"/>
+        <w:numPr>
+          <w:ilvl w:val="1"/>
+          <w:numId w:val="1"/>
+        </w:numPr>
+        <w:rPr>
+          <w:lang w:val="en-US"/>
+        </w:rPr>
+      </w:pPr>
+      <w:r>
+        <w:rPr>
+          <w:lang w:val="en-US"/>
+        </w:rPr>
+        <w:t>Focus on message delivery and reliability</w:t>
+      </w:r>
+    </w:p>
+    <w:p>
+      <w:pPr>
+        <w:pStyle w:val="ListParagraph"/>
+        <w:numPr>
+          <w:ilvl w:val="1"/>
+          <w:numId w:val="1"/>
+        </w:numPr>
+        <w:rPr>
+          <w:lang w:val="en-US"/>
+        </w:rPr>
+      </w:pPr>
+      <w:r>
+        <w:rPr>
+          <w:lang w:val="en-US"/>
+        </w:rPr>
+        <w:t>Higher overheads (protocol data, processing costs)</w:t>
+      </w:r>
+    </w:p>
+    <w:p>
+      <w:pPr>
+        <w:ind w:left="360"/>
         <w:rPr>
           <w:lang w:val="en-US"/>
         </w:rPr>

--- a/SC4031/F2FLect.docx
+++ b/SC4031/F2FLect.docx
@@ -1010,6 +1010,12 @@
         <w:rPr>
           <w:lang w:val="en-US"/>
         </w:rPr>
+        <w:t>REFER TO PHOTOS TAKEN ON 27 JAN.</w:t>
+      </w:r>
+      <w:r>
+        <w:rPr>
+          <w:lang w:val="en-US"/>
+        </w:rPr>
         <w:br w:type="page"/>
       </w:r>
     </w:p>
@@ -1159,16 +1165,8 @@
         <w:rPr>
           <w:lang w:val="en-US"/>
         </w:rPr>
-        <w:t xml:space="preserve">XML/HTML/GIF </w:t>
-      </w:r>
-      <w:proofErr w:type="spellStart"/>
-      <w:r>
-        <w:rPr>
-          <w:lang w:val="en-US"/>
-        </w:rPr>
-        <w:t>etc</w:t>
-      </w:r>
-      <w:proofErr w:type="spellEnd"/>
+        <w:t>XML/HTML/GIF etc</w:t>
+      </w:r>
     </w:p>
     <w:p>
       <w:pPr>
@@ -1347,21 +1345,7 @@
         <w:rPr>
           <w:lang w:val="en-US"/>
         </w:rPr>
-        <w:t>HTTP POST creates a resource, (</w:t>
-      </w:r>
-      <w:proofErr w:type="spellStart"/>
-      <w:r>
-        <w:rPr>
-          <w:lang w:val="en-US"/>
-        </w:rPr>
-        <w:t>eg</w:t>
-      </w:r>
-      <w:proofErr w:type="spellEnd"/>
-      <w:r>
-        <w:rPr>
-          <w:lang w:val="en-US"/>
-        </w:rPr>
-        <w:t xml:space="preserve"> create a book with given properties in that server location)</w:t>
+        <w:t>HTTP POST creates a resource, (eg create a book with given properties in that server location)</w:t>
       </w:r>
     </w:p>
     <w:p>
@@ -1379,21 +1363,7 @@
         <w:rPr>
           <w:lang w:val="en-US"/>
         </w:rPr>
-        <w:t>HTTP PUT updates a resource (</w:t>
-      </w:r>
-      <w:proofErr w:type="spellStart"/>
-      <w:r>
-        <w:rPr>
-          <w:lang w:val="en-US"/>
-        </w:rPr>
-        <w:t>eg</w:t>
-      </w:r>
-      <w:proofErr w:type="spellEnd"/>
-      <w:r>
-        <w:rPr>
-          <w:lang w:val="en-US"/>
-        </w:rPr>
-        <w:t xml:space="preserve"> update a book id by URL with submitted properties)</w:t>
+        <w:t>HTTP PUT updates a resource (eg update a book id by URL with submitted properties)</w:t>
       </w:r>
     </w:p>
     <w:p>
@@ -1600,21 +1570,7 @@
         <w:rPr>
           <w:lang w:val="en-US"/>
         </w:rPr>
-        <w:t xml:space="preserve">CoAP enables async communication, </w:t>
-      </w:r>
-      <w:proofErr w:type="spellStart"/>
-      <w:r>
-        <w:rPr>
-          <w:lang w:val="en-US"/>
-        </w:rPr>
-        <w:t>eg</w:t>
-      </w:r>
-      <w:proofErr w:type="spellEnd"/>
-      <w:r>
-        <w:rPr>
-          <w:lang w:val="en-US"/>
-        </w:rPr>
-        <w:t xml:space="preserve"> when server receives requests but </w:t>
+        <w:t xml:space="preserve">CoAP enables async communication, eg when server receives requests but </w:t>
       </w:r>
       <w:proofErr w:type="gramStart"/>
       <w:r>
@@ -1680,19 +1636,11 @@
           <w:lang w:val="en-US"/>
         </w:rPr>
       </w:pPr>
-      <w:proofErr w:type="spellStart"/>
-      <w:r>
-        <w:rPr>
-          <w:lang w:val="en-US"/>
-        </w:rPr>
-        <w:t>Specialised</w:t>
-      </w:r>
-      <w:proofErr w:type="spellEnd"/>
-      <w:r>
-        <w:rPr>
-          <w:lang w:val="en-US"/>
-        </w:rPr>
-        <w:t xml:space="preserve"> for M2M applications, easy to proxy to/from HTTP</w:t>
+      <w:r>
+        <w:rPr>
+          <w:lang w:val="en-US"/>
+        </w:rPr>
+        <w:t>Specialised for M2M applications, easy to proxy to/from HTTP</w:t>
       </w:r>
     </w:p>
     <w:p>
@@ -1850,7 +1798,6 @@
         </w:rPr>
         <w:t xml:space="preserve"> an additional layer </w:t>
       </w:r>
-      <w:proofErr w:type="spellStart"/>
       <w:proofErr w:type="gramStart"/>
       <w:r>
         <w:rPr>
@@ -1858,7 +1805,6 @@
         </w:rPr>
         <w:t>ontop</w:t>
       </w:r>
-      <w:proofErr w:type="spellEnd"/>
       <w:proofErr w:type="gramEnd"/>
       <w:r>
         <w:rPr>
@@ -2074,7 +2020,6 @@
         </w:rPr>
         <w:t>Client can publish messages to topic (</w:t>
       </w:r>
-      <w:proofErr w:type="spellStart"/>
       <w:proofErr w:type="gramStart"/>
       <w:r>
         <w:rPr>
@@ -2082,7 +2027,6 @@
         </w:rPr>
         <w:t>client.publish</w:t>
       </w:r>
-      <w:proofErr w:type="spellEnd"/>
       <w:proofErr w:type="gramEnd"/>
       <w:r>
         <w:rPr>
